--- a/content-src/docx/R TLS 2019 07 19 Kate Bush and Pet Shop Boys.docx
+++ b/content-src/docx/R TLS 2019 07 19 Kate Bush and Pet Shop Boys.docx
@@ -191,13 +191,16 @@
         </w:rPr>
       </w:pPr>
       <w:r>
-        <w:rPr>
-          <w:rFonts w:ascii="Times New Roman" w:eastAsia="Times New Roman" w:hAnsi="Times New Roman" w:cs="Times New Roman"/>
-          <w:color w:val="757575"/>
-          <w:sz w:val="27"/>
-          <w:szCs w:val="27"/>
-        </w:rPr>
-        <w:t>“You have a certain quality which really is unique:</w:t>
+        <w:t xml:space="preserve">&lt;quote&gt;</w:t>
+      </w:r>
+      <w:r>
+        <w:rPr>
+          <w:rFonts w:ascii="Times New Roman" w:eastAsia="Times New Roman" w:hAnsi="Times New Roman" w:cs="Times New Roman"/>
+          <w:color w:val="757575"/>
+          <w:sz w:val="27"/>
+          <w:szCs w:val="27"/>
+        </w:rPr>
+        <w:t xml:space="preserve">You have a certain quality which really is unique:</w:t>
       </w:r>
       <w:r>
         <w:rPr>
@@ -207,7 +210,15 @@
           <w:szCs w:val="27"/>
         </w:rPr>
         <w:br/>
-        <w:t>Expressionless, such irony, although your voice is weak.</w:t>
+      </w:r>
+      <w:r>
+        <w:rPr>
+          <w:rFonts w:ascii="Times New Roman" w:eastAsia="Times New Roman" w:hAnsi="Times New Roman" w:cs="Times New Roman"/>
+          <w:color w:val="757575"/>
+          <w:sz w:val="27"/>
+          <w:szCs w:val="27"/>
+        </w:rPr>
+        <w:t xml:space="preserve">Expressionless, such irony, although your voice is weak.</w:t>
       </w:r>
       <w:r>
         <w:rPr>
@@ -217,19 +228,25 @@
           <w:szCs w:val="27"/>
         </w:rPr>
         <w:br/>
+      </w:r>
+      <w:r>
+        <w:rPr>
+          <w:rFonts w:ascii="Times New Roman" w:eastAsia="Times New Roman" w:hAnsi="Times New Roman" w:cs="Times New Roman"/>
+          <w:color w:val="757575"/>
+          <w:sz w:val="27"/>
+          <w:szCs w:val="27"/>
+        </w:rPr>
         <w:t xml:space="preserve">It doesn’t really matter </w:t>
       </w:r>
-      <w:proofErr w:type="spellStart"/>
-      <w:r>
-        <w:rPr>
-          <w:rFonts w:ascii="Times New Roman" w:eastAsia="Times New Roman" w:hAnsi="Times New Roman" w:cs="Times New Roman"/>
-          <w:color w:val="757575"/>
-          <w:sz w:val="27"/>
-          <w:szCs w:val="27"/>
-        </w:rPr>
-        <w:t>’cause</w:t>
-      </w:r>
-      <w:proofErr w:type="spellEnd"/>
+      <w:r>
+        <w:rPr>
+          <w:rFonts w:ascii="Times New Roman" w:eastAsia="Times New Roman" w:hAnsi="Times New Roman" w:cs="Times New Roman"/>
+          <w:color w:val="757575"/>
+          <w:sz w:val="27"/>
+          <w:szCs w:val="27"/>
+        </w:rPr>
+        <w:t xml:space="preserve">’cause</w:t>
+      </w:r>
       <w:r>
         <w:rPr>
           <w:rFonts w:ascii="Times New Roman" w:eastAsia="Times New Roman" w:hAnsi="Times New Roman" w:cs="Times New Roman"/>
@@ -247,7 +264,15 @@
           <w:szCs w:val="27"/>
         </w:rPr>
         <w:br/>
-        <w:t>Of course it’s all on tape but no one will find out</w:t>
+      </w:r>
+      <w:r>
+        <w:rPr>
+          <w:rFonts w:ascii="Times New Roman" w:eastAsia="Times New Roman" w:hAnsi="Times New Roman" w:cs="Times New Roman"/>
+          <w:color w:val="757575"/>
+          <w:sz w:val="27"/>
+          <w:szCs w:val="27"/>
+        </w:rPr>
+        <w:t xml:space="preserve">Of course it’s all on tape but no one will find out</w:t>
       </w:r>
       <w:r>
         <w:rPr>
@@ -257,7 +282,15 @@
           <w:szCs w:val="27"/>
         </w:rPr>
         <w:br/>
-        <w:t>[…]</w:t>
+      </w:r>
+      <w:r>
+        <w:rPr>
+          <w:rFonts w:ascii="Times New Roman" w:eastAsia="Times New Roman" w:hAnsi="Times New Roman" w:cs="Times New Roman"/>
+          <w:color w:val="757575"/>
+          <w:sz w:val="27"/>
+          <w:szCs w:val="27"/>
+        </w:rPr>
+        <w:t xml:space="preserve">[…]</w:t>
       </w:r>
       <w:r>
         <w:rPr>
@@ -267,19 +300,25 @@
           <w:szCs w:val="27"/>
         </w:rPr>
         <w:br/>
+      </w:r>
+      <w:r>
+        <w:rPr>
+          <w:rFonts w:ascii="Times New Roman" w:eastAsia="Times New Roman" w:hAnsi="Times New Roman" w:cs="Times New Roman"/>
+          <w:color w:val="757575"/>
+          <w:sz w:val="27"/>
+          <w:szCs w:val="27"/>
+        </w:rPr>
         <w:t xml:space="preserve">And someone </w:t>
       </w:r>
-      <w:proofErr w:type="gramStart"/>
-      <w:r>
-        <w:rPr>
-          <w:rFonts w:ascii="Times New Roman" w:eastAsia="Times New Roman" w:hAnsi="Times New Roman" w:cs="Times New Roman"/>
-          <w:color w:val="757575"/>
-          <w:sz w:val="27"/>
-          <w:szCs w:val="27"/>
-        </w:rPr>
-        <w:t>said</w:t>
-      </w:r>
-      <w:proofErr w:type="gramEnd"/>
+      <w:r>
+        <w:rPr>
+          <w:rFonts w:ascii="Times New Roman" w:eastAsia="Times New Roman" w:hAnsi="Times New Roman" w:cs="Times New Roman"/>
+          <w:color w:val="757575"/>
+          <w:sz w:val="27"/>
+          <w:szCs w:val="27"/>
+        </w:rPr>
+        <w:t xml:space="preserve">said</w:t>
+      </w:r>
       <w:r>
         <w:rPr>
           <w:rFonts w:ascii="Times New Roman" w:eastAsia="Times New Roman" w:hAnsi="Times New Roman" w:cs="Times New Roman"/>
@@ -297,7 +336,18 @@
           <w:szCs w:val="27"/>
         </w:rPr>
         <w:br/>
-        <w:t>You’ve both made such a little go a very long way.’”</w:t>
+      </w:r>
+      <w:r>
+        <w:rPr>
+          <w:rFonts w:ascii="Times New Roman" w:eastAsia="Times New Roman" w:hAnsi="Times New Roman" w:cs="Times New Roman"/>
+          <w:color w:val="757575"/>
+          <w:sz w:val="27"/>
+          <w:szCs w:val="27"/>
+        </w:rPr>
+        <w:t xml:space="preserve">You’ve both made such a little go a very long way.’</w:t>
+      </w:r>
+      <w:r>
+        <w:t xml:space="preserve">&lt;/quote&gt;</w:t>
       </w:r>
     </w:p>
     <w:p>
@@ -317,16 +367,31 @@
           <w:sz w:val="27"/>
           <w:szCs w:val="27"/>
         </w:rPr>
-        <w:t xml:space="preserve">Tennant’s delivery is not expressionless, but it does make a virtue of flatness, allowing the language to do much of the work. From the outset, there was an evident literary sensibility in Tennant’s lyrics, and it is not altogether surprising that Faber are presenting a hundred of his songs (and – making a crucial distinction – “one poem”), in a handsome volume, with an introduction and brief notes by the author. Tennant refuses to make greater claims for song lyrics than they can sustain: “I have selected </w:t>
-      </w:r>
-      <w:r>
-        <w:rPr>
-          <w:rFonts w:ascii="Times New Roman" w:eastAsia="Times New Roman" w:hAnsi="Times New Roman" w:cs="Times New Roman"/>
-          <w:color w:val="292929"/>
-          <w:sz w:val="27"/>
-          <w:szCs w:val="27"/>
-        </w:rPr>
-        <w:t>the lyrics that read best on the page, but, in truth, this is not the natural habitat of a lyric … These were written to be sung with music, not read as poetry.”</w:t>
+        <w:t xml:space="preserve">Tennant’s delivery is not expressionless, but it does make a virtue of flatness, allowing the language to do much of the work. From the outset, there was an evident literary sensibility in Tennant’s lyrics, and it is not altogether surprising that Faber are presenting a hundred of his songs (and – making a crucial distinction – “one poem”), in a handsome volume, with an introduction and brief notes by the author. Tennant refuses to make greater claims for song lyrics than they can sustain: </w:t>
+      </w:r>
+      <w:r>
+        <w:t xml:space="preserve">&lt;quote&gt;</w:t>
+      </w:r>
+      <w:r>
+        <w:rPr>
+          <w:rFonts w:ascii="Times New Roman" w:eastAsia="Times New Roman" w:hAnsi="Times New Roman" w:cs="Times New Roman"/>
+          <w:color w:val="292929"/>
+          <w:sz w:val="27"/>
+          <w:szCs w:val="27"/>
+        </w:rPr>
+        <w:t xml:space="preserve">I have selected </w:t>
+      </w:r>
+      <w:r>
+        <w:rPr>
+          <w:rFonts w:ascii="Times New Roman" w:eastAsia="Times New Roman" w:hAnsi="Times New Roman" w:cs="Times New Roman"/>
+          <w:color w:val="292929"/>
+          <w:sz w:val="27"/>
+          <w:szCs w:val="27"/>
+        </w:rPr>
+        <w:t xml:space="preserve">the lyrics that read best on the page, but, in truth, this is not the natural habitat of a lyric … These were written to be sung with music, not read as poetry.</w:t>
+      </w:r>
+      <w:r>
+        <w:t xml:space="preserve">&lt;/quote&gt;</w:t>
       </w:r>
     </w:p>
     <w:p>
@@ -492,13 +557,16 @@
         </w:rPr>
       </w:pPr>
       <w:r>
-        <w:rPr>
-          <w:rFonts w:ascii="Times New Roman" w:eastAsia="Times New Roman" w:hAnsi="Times New Roman" w:cs="Times New Roman"/>
-          <w:color w:val="757575"/>
-          <w:sz w:val="27"/>
-          <w:szCs w:val="27"/>
-        </w:rPr>
-        <w:t>“Someone told me Monday, someone told me Saturday,</w:t>
+        <w:t xml:space="preserve">&lt;quote&gt;</w:t>
+      </w:r>
+      <w:r>
+        <w:rPr>
+          <w:rFonts w:ascii="Times New Roman" w:eastAsia="Times New Roman" w:hAnsi="Times New Roman" w:cs="Times New Roman"/>
+          <w:color w:val="757575"/>
+          <w:sz w:val="27"/>
+          <w:szCs w:val="27"/>
+        </w:rPr>
+        <w:t xml:space="preserve">Someone told me Monday, someone told me Saturday,</w:t>
       </w:r>
       <w:r>
         <w:rPr>
@@ -508,7 +576,15 @@
           <w:szCs w:val="27"/>
         </w:rPr>
         <w:br/>
-        <w:t>Wait until tomorrow and there’s still no way.</w:t>
+      </w:r>
+      <w:r>
+        <w:rPr>
+          <w:rFonts w:ascii="Times New Roman" w:eastAsia="Times New Roman" w:hAnsi="Times New Roman" w:cs="Times New Roman"/>
+          <w:color w:val="757575"/>
+          <w:sz w:val="27"/>
+          <w:szCs w:val="27"/>
+        </w:rPr>
+        <w:t xml:space="preserve">Wait until tomorrow and there’s still no way.</w:t>
       </w:r>
       <w:r>
         <w:rPr>
@@ -518,7 +594,15 @@
           <w:szCs w:val="27"/>
         </w:rPr>
         <w:br/>
-        <w:t>Read it in a book or write it in a letter,</w:t>
+      </w:r>
+      <w:r>
+        <w:rPr>
+          <w:rFonts w:ascii="Times New Roman" w:eastAsia="Times New Roman" w:hAnsi="Times New Roman" w:cs="Times New Roman"/>
+          <w:color w:val="757575"/>
+          <w:sz w:val="27"/>
+          <w:szCs w:val="27"/>
+        </w:rPr>
+        <w:t xml:space="preserve">Read it in a book or write it in a letter,</w:t>
       </w:r>
       <w:r>
         <w:rPr>
@@ -528,7 +612,18 @@
           <w:szCs w:val="27"/>
         </w:rPr>
         <w:br/>
-        <w:t>Wake up in the morning …”</w:t>
+      </w:r>
+      <w:r>
+        <w:rPr>
+          <w:rFonts w:ascii="Times New Roman" w:eastAsia="Times New Roman" w:hAnsi="Times New Roman" w:cs="Times New Roman"/>
+          <w:color w:val="757575"/>
+          <w:sz w:val="27"/>
+          <w:szCs w:val="27"/>
+        </w:rPr>
+        <w:t xml:space="preserve">Wake up in the morning …</w:t>
+      </w:r>
+      <w:r>
+        <w:t xml:space="preserve">&lt;/quote&gt;</w:t>
       </w:r>
     </w:p>
     <w:p>
@@ -582,13 +677,16 @@
         </w:rPr>
       </w:pPr>
       <w:r>
-        <w:rPr>
-          <w:rFonts w:ascii="Times New Roman" w:eastAsia="Times New Roman" w:hAnsi="Times New Roman" w:cs="Times New Roman"/>
-          <w:color w:val="757575"/>
-          <w:sz w:val="27"/>
-          <w:szCs w:val="27"/>
-        </w:rPr>
-        <w:t>“Me and my friend</w:t>
+        <w:t xml:space="preserve">&lt;quote&gt;</w:t>
+      </w:r>
+      <w:r>
+        <w:rPr>
+          <w:rFonts w:ascii="Times New Roman" w:eastAsia="Times New Roman" w:hAnsi="Times New Roman" w:cs="Times New Roman"/>
+          <w:color w:val="757575"/>
+          <w:sz w:val="27"/>
+          <w:szCs w:val="27"/>
+        </w:rPr>
+        <w:t xml:space="preserve">Me and my friend</w:t>
       </w:r>
       <w:r>
         <w:rPr>
@@ -598,7 +696,15 @@
           <w:szCs w:val="27"/>
         </w:rPr>
         <w:br/>
-        <w:t>we lived our lives completely</w:t>
+      </w:r>
+      <w:r>
+        <w:rPr>
+          <w:rFonts w:ascii="Times New Roman" w:eastAsia="Times New Roman" w:hAnsi="Times New Roman" w:cs="Times New Roman"/>
+          <w:color w:val="757575"/>
+          <w:sz w:val="27"/>
+          <w:szCs w:val="27"/>
+        </w:rPr>
+        <w:t xml:space="preserve">we lived our lives completely</w:t>
       </w:r>
       <w:r>
         <w:rPr>
@@ -608,7 +714,15 @@
           <w:szCs w:val="27"/>
         </w:rPr>
         <w:br/>
-        <w:t>from start to end</w:t>
+      </w:r>
+      <w:r>
+        <w:rPr>
+          <w:rFonts w:ascii="Times New Roman" w:eastAsia="Times New Roman" w:hAnsi="Times New Roman" w:cs="Times New Roman"/>
+          <w:color w:val="757575"/>
+          <w:sz w:val="27"/>
+          <w:szCs w:val="27"/>
+        </w:rPr>
+        <w:t xml:space="preserve">from start to end</w:t>
       </w:r>
       <w:r>
         <w:rPr>
@@ -626,7 +740,7 @@
           <w:sz w:val="27"/>
           <w:szCs w:val="27"/>
         </w:rPr>
-        <w:t>you and your friend so sweetly</w:t>
+        <w:t xml:space="preserve">you and your friend so sweetly</w:t>
       </w:r>
       <w:r>
         <w:rPr>
@@ -636,7 +750,15 @@
           <w:szCs w:val="27"/>
         </w:rPr>
         <w:br/>
-        <w:t>with strength and pride</w:t>
+      </w:r>
+      <w:r>
+        <w:rPr>
+          <w:rFonts w:ascii="Times New Roman" w:eastAsia="Times New Roman" w:hAnsi="Times New Roman" w:cs="Times New Roman"/>
+          <w:color w:val="757575"/>
+          <w:sz w:val="27"/>
+          <w:szCs w:val="27"/>
+        </w:rPr>
+        <w:t xml:space="preserve">with strength and pride</w:t>
       </w:r>
       <w:r>
         <w:rPr>
@@ -646,7 +768,15 @@
           <w:szCs w:val="27"/>
         </w:rPr>
         <w:br/>
-        <w:t>in spite of everything and swimming</w:t>
+      </w:r>
+      <w:r>
+        <w:rPr>
+          <w:rFonts w:ascii="Times New Roman" w:eastAsia="Times New Roman" w:hAnsi="Times New Roman" w:cs="Times New Roman"/>
+          <w:color w:val="757575"/>
+          <w:sz w:val="27"/>
+          <w:szCs w:val="27"/>
+        </w:rPr>
+        <w:t xml:space="preserve">in spite of everything and swimming</w:t>
       </w:r>
       <w:r>
         <w:rPr>
@@ -664,8 +794,7 @@
           <w:sz w:val="27"/>
           <w:szCs w:val="27"/>
         </w:rPr>
-        <w:lastRenderedPageBreak/>
-        <w:t>against the tide</w:t>
+        <w:t xml:space="preserve">against the tide</w:t>
       </w:r>
       <w:r>
         <w:rPr>
@@ -675,7 +804,18 @@
           <w:szCs w:val="27"/>
         </w:rPr>
         <w:br/>
-        <w:t>to obstinately hope of winning”</w:t>
+      </w:r>
+      <w:r>
+        <w:rPr>
+          <w:rFonts w:ascii="Times New Roman" w:eastAsia="Times New Roman" w:hAnsi="Times New Roman" w:cs="Times New Roman"/>
+          <w:color w:val="757575"/>
+          <w:sz w:val="27"/>
+          <w:szCs w:val="27"/>
+        </w:rPr>
+        <w:t xml:space="preserve">to obstinately hope of winning</w:t>
+      </w:r>
+      <w:r>
+        <w:t xml:space="preserve">&lt;/quote&gt;</w:t>
       </w:r>
     </w:p>
     <w:p>
@@ -844,7 +984,6 @@
           <w:sz w:val="27"/>
           <w:szCs w:val="27"/>
         </w:rPr>
-        <w:lastRenderedPageBreak/>
         <w:t xml:space="preserve">sixth-form magazine review of </w:t>
       </w:r>
       <w:r>
@@ -856,7 +995,7 @@
           <w:sz w:val="27"/>
           <w:szCs w:val="27"/>
         </w:rPr>
-        <w:t>Tales from Topographic Oceans</w:t>
+        <w:t xml:space="preserve">Tales from Topographic Oceans</w:t>
       </w:r>
       <w:r>
         <w:rPr>
@@ -876,16 +1015,31 @@
           <w:sz w:val="27"/>
           <w:szCs w:val="27"/>
         </w:rPr>
-        <w:t>The Rotter’s Club</w:t>
-      </w:r>
-      <w:r>
-        <w:rPr>
-          <w:rFonts w:ascii="Times New Roman" w:eastAsia="Times New Roman" w:hAnsi="Times New Roman" w:cs="Times New Roman"/>
-          <w:color w:val="292929"/>
-          <w:sz w:val="27"/>
-          <w:szCs w:val="27"/>
-        </w:rPr>
-        <w:t>, which ended: “In conclusion, if someone was to ask me who this album was by, and whether or not it was a masterpiece, I would be able to give the same answer: YES!!”</w:t>
+        <w:t xml:space="preserve">The Rotter’s Club</w:t>
+      </w:r>
+      <w:r>
+        <w:rPr>
+          <w:rFonts w:ascii="Times New Roman" w:eastAsia="Times New Roman" w:hAnsi="Times New Roman" w:cs="Times New Roman"/>
+          <w:color w:val="292929"/>
+          <w:sz w:val="27"/>
+          <w:szCs w:val="27"/>
+        </w:rPr>
+        <w:t xml:space="preserve">, which ended: </w:t>
+      </w:r>
+      <w:r>
+        <w:t xml:space="preserve">&lt;quote&gt;</w:t>
+      </w:r>
+      <w:r>
+        <w:rPr>
+          <w:rFonts w:ascii="Times New Roman" w:eastAsia="Times New Roman" w:hAnsi="Times New Roman" w:cs="Times New Roman"/>
+          <w:color w:val="292929"/>
+          <w:sz w:val="27"/>
+          <w:szCs w:val="27"/>
+        </w:rPr>
+        <w:t xml:space="preserve">In conclusion, if someone was to ask me who this album was by, and whether or not it was a masterpiece, I would be able to give the same answer: YES!!</w:t>
+      </w:r>
+      <w:r>
+        <w:t xml:space="preserve">&lt;/quote&gt;</w:t>
       </w:r>
     </w:p>
     <w:p>
